--- a/conf/base_document/form_template/dg/3E-FPGA/被测软件基本信息.docx
+++ b/conf/base_document/form_template/dg/3E-FPGA/被测软件基本信息.docx
@@ -207,26 +207,28 @@
     </w:p>
     <w:p>
       <w:pPr>
-        <w:pStyle w:val="aff2"/>
-        <w:ind w:firstLine="480"/>
+        <w:pStyle w:val="RC"/>
+        <w:adjustRightInd w:val="0"/>
         <w:rPr>
-          <w:szCs w:val="24"/>
+          <w:rFonts w:cs="Times New Roman"/>
         </w:rPr>
       </w:pPr>
       <w:r>
-        <w:t>本次测评对象</w:t>
+        <w:rPr>
+          <w:rFonts w:cs="Times New Roman" w:hint="eastAsia"/>
+        </w:rPr>
+        <w:t>本次</w:t>
+      </w:r>
+      <w:r>
+        <w:t>测评对象</w:t>
       </w:r>
       <w:r>
         <w:rPr>
           <w:rFonts w:hint="eastAsia"/>
-          <w:szCs w:val="21"/>
         </w:rPr>
         <w:t>{</w:t>
       </w:r>
       <w:r>
-        <w:rPr>
-          <w:szCs w:val="21"/>
-        </w:rPr>
         <w:t>{project_name}}</w:t>
       </w:r>
       <w:r>
@@ -240,7 +242,7 @@
       </w:r>
       <w:r>
         <w:rPr>
-          <w:szCs w:val="24"/>
+          <w:rFonts w:cs="Times New Roman"/>
         </w:rPr>
         <w:t>。</w:t>
       </w:r>
@@ -254,9 +256,6 @@
           <w:szCs w:val="21"/>
         </w:rPr>
       </w:pPr>
-      <w:bookmarkStart w:id="0" w:name="_Ref488752853"/>
-      <w:bookmarkStart w:id="1" w:name="_Toc489719246"/>
-      <w:bookmarkStart w:id="2" w:name="_Toc89428126"/>
       <w:r>
         <w:rPr>
           <w:rFonts w:eastAsia="黑体"/>
@@ -348,7 +347,7 @@
           <w:noProof/>
           <w:szCs w:val="21"/>
         </w:rPr>
-        <w:t>4</w:t>
+        <w:t>1</w:t>
       </w:r>
       <w:r>
         <w:rPr>
@@ -357,7 +356,6 @@
         </w:rPr>
         <w:fldChar w:fldCharType="end"/>
       </w:r>
-      <w:bookmarkEnd w:id="0"/>
       <w:r>
         <w:rPr>
           <w:rFonts w:eastAsia="黑体"/>
@@ -365,13 +363,10 @@
         </w:rPr>
         <w:t>被测软件基本信息表</w:t>
       </w:r>
-      <w:bookmarkEnd w:id="1"/>
-      <w:bookmarkEnd w:id="2"/>
     </w:p>
     <w:tbl>
       <w:tblPr>
-        <w:tblStyle w:val="afd"/>
-        <w:tblW w:w="5000" w:type="pct"/>
+        <w:tblW w:w="0" w:type="auto"/>
         <w:tblBorders>
           <w:top w:val="single" w:sz="12" w:space="0" w:color="auto"/>
           <w:left w:val="single" w:sz="12" w:space="0" w:color="auto"/>
@@ -380,11 +375,8 @@
           <w:insideH w:val="single" w:sz="6" w:space="0" w:color="auto"/>
           <w:insideV w:val="single" w:sz="6" w:space="0" w:color="auto"/>
         </w:tblBorders>
-        <w:tblCellMar>
-          <w:top w:w="57" w:type="dxa"/>
-          <w:bottom w:w="57" w:type="dxa"/>
-        </w:tblCellMar>
-        <w:tblLook w:val="04A0" w:firstRow="1" w:lastRow="0" w:firstColumn="1" w:lastColumn="0" w:noHBand="0" w:noVBand="1"/>
+        <w:tblLayout w:type="fixed"/>
+        <w:tblLook w:val="0000" w:firstRow="0" w:lastRow="0" w:firstColumn="0" w:lastColumn="0" w:noHBand="0" w:noVBand="0"/>
       </w:tblPr>
       <w:tblGrid>
         <w:gridCol w:w="386"/>
@@ -402,25 +394,27 @@
       </w:tblGrid>
       <w:tr>
         <w:trPr>
-          <w:cnfStyle w:val="100000000000" w:firstRow="1" w:lastRow="0" w:firstColumn="0" w:lastColumn="0" w:oddVBand="0" w:evenVBand="0" w:oddHBand="0" w:evenHBand="0" w:firstRowFirstColumn="0" w:firstRowLastColumn="0" w:lastRowFirstColumn="0" w:lastRowLastColumn="0"/>
+          <w:trHeight w:val="340"/>
         </w:trPr>
         <w:tc>
           <w:tcPr>
-            <w:tcW w:w="245" w:type="pct"/>
+            <w:tcW w:w="386" w:type="dxa"/>
+            <w:vAlign w:val="center"/>
           </w:tcPr>
           <w:p>
             <w:pPr>
+              <w:tabs>
+                <w:tab w:val="left" w:pos="6706"/>
+              </w:tabs>
               <w:jc w:val="center"/>
               <w:rPr>
                 <w:rFonts w:eastAsia="黑体"/>
-                <w:b w:val="0"/>
                 <w:szCs w:val="21"/>
               </w:rPr>
             </w:pPr>
             <w:r>
               <w:rPr>
                 <w:rFonts w:eastAsia="黑体"/>
-                <w:b w:val="0"/>
                 <w:szCs w:val="21"/>
               </w:rPr>
               <w:t>序号</w:t>
@@ -429,21 +423,23 @@
         </w:tc>
         <w:tc>
           <w:tcPr>
-            <w:tcW w:w="588" w:type="pct"/>
+            <w:tcW w:w="1465" w:type="dxa"/>
+            <w:vAlign w:val="center"/>
           </w:tcPr>
           <w:p>
             <w:pPr>
+              <w:tabs>
+                <w:tab w:val="left" w:pos="6706"/>
+              </w:tabs>
               <w:jc w:val="center"/>
               <w:rPr>
                 <w:rFonts w:eastAsia="黑体"/>
-                <w:b w:val="0"/>
                 <w:szCs w:val="21"/>
               </w:rPr>
             </w:pPr>
             <w:r>
               <w:rPr>
                 <w:rFonts w:eastAsia="黑体"/>
-                <w:b w:val="0"/>
                 <w:szCs w:val="21"/>
               </w:rPr>
               <w:t>软件所在子系统</w:t>
@@ -451,7 +447,6 @@
             <w:r>
               <w:rPr>
                 <w:rFonts w:eastAsia="黑体"/>
-                <w:b w:val="0"/>
                 <w:szCs w:val="21"/>
               </w:rPr>
               <w:t>/</w:t>
@@ -459,7 +454,6 @@
             <w:r>
               <w:rPr>
                 <w:rFonts w:eastAsia="黑体"/>
-                <w:b w:val="0"/>
                 <w:szCs w:val="21"/>
               </w:rPr>
               <w:t>设备名称</w:t>
@@ -468,21 +462,23 @@
         </w:tc>
         <w:tc>
           <w:tcPr>
-            <w:tcW w:w="418" w:type="pct"/>
+            <w:tcW w:w="1465" w:type="dxa"/>
+            <w:vAlign w:val="center"/>
           </w:tcPr>
           <w:p>
             <w:pPr>
+              <w:tabs>
+                <w:tab w:val="left" w:pos="6706"/>
+              </w:tabs>
               <w:jc w:val="center"/>
               <w:rPr>
                 <w:rFonts w:eastAsia="黑体"/>
-                <w:b w:val="0"/>
                 <w:szCs w:val="21"/>
               </w:rPr>
             </w:pPr>
             <w:r>
               <w:rPr>
                 <w:rFonts w:eastAsia="黑体"/>
-                <w:b w:val="0"/>
                 <w:szCs w:val="21"/>
               </w:rPr>
               <w:t>软件名称</w:t>
@@ -491,21 +487,23 @@
         </w:tc>
         <w:tc>
           <w:tcPr>
-            <w:tcW w:w="325" w:type="pct"/>
+            <w:tcW w:w="1173" w:type="dxa"/>
+            <w:vAlign w:val="center"/>
           </w:tcPr>
           <w:p>
             <w:pPr>
+              <w:tabs>
+                <w:tab w:val="left" w:pos="6706"/>
+              </w:tabs>
               <w:jc w:val="center"/>
               <w:rPr>
                 <w:rFonts w:eastAsia="黑体"/>
-                <w:b w:val="0"/>
                 <w:szCs w:val="21"/>
               </w:rPr>
             </w:pPr>
             <w:r>
               <w:rPr>
                 <w:rFonts w:eastAsia="黑体"/>
-                <w:b w:val="0"/>
                 <w:szCs w:val="21"/>
               </w:rPr>
               <w:t>软件类型</w:t>
@@ -514,21 +512,23 @@
         </w:tc>
         <w:tc>
           <w:tcPr>
-            <w:tcW w:w="419" w:type="pct"/>
+            <w:tcW w:w="1494" w:type="dxa"/>
+            <w:vAlign w:val="center"/>
           </w:tcPr>
           <w:p>
             <w:pPr>
+              <w:tabs>
+                <w:tab w:val="left" w:pos="6706"/>
+              </w:tabs>
               <w:jc w:val="center"/>
               <w:rPr>
                 <w:rFonts w:eastAsia="黑体"/>
-                <w:b w:val="0"/>
                 <w:szCs w:val="21"/>
               </w:rPr>
             </w:pPr>
             <w:r>
               <w:rPr>
                 <w:rFonts w:eastAsia="黑体"/>
-                <w:b w:val="0"/>
                 <w:szCs w:val="21"/>
               </w:rPr>
               <w:t>重要</w:t>
@@ -536,7 +536,6 @@
             <w:r>
               <w:rPr>
                 <w:rFonts w:eastAsia="黑体"/>
-                <w:b w:val="0"/>
                 <w:szCs w:val="21"/>
               </w:rPr>
               <w:t>/</w:t>
@@ -544,7 +543,6 @@
             <w:r>
               <w:rPr>
                 <w:rFonts w:eastAsia="黑体"/>
-                <w:b w:val="0"/>
                 <w:szCs w:val="21"/>
               </w:rPr>
               <w:t>安全等级</w:t>
@@ -553,21 +551,23 @@
         </w:tc>
         <w:tc>
           <w:tcPr>
-            <w:tcW w:w="512" w:type="pct"/>
+            <w:tcW w:w="1070" w:type="dxa"/>
+            <w:vAlign w:val="center"/>
           </w:tcPr>
           <w:p>
             <w:pPr>
+              <w:tabs>
+                <w:tab w:val="left" w:pos="6706"/>
+              </w:tabs>
               <w:jc w:val="center"/>
               <w:rPr>
                 <w:rFonts w:eastAsia="黑体"/>
-                <w:b w:val="0"/>
                 <w:szCs w:val="21"/>
               </w:rPr>
             </w:pPr>
             <w:r>
               <w:rPr>
                 <w:rFonts w:eastAsia="黑体"/>
-                <w:b w:val="0"/>
                 <w:szCs w:val="21"/>
               </w:rPr>
               <w:t>运行环境</w:t>
@@ -576,21 +576,23 @@
         </w:tc>
         <w:tc>
           <w:tcPr>
-            <w:tcW w:w="419" w:type="pct"/>
+            <w:tcW w:w="1126" w:type="dxa"/>
+            <w:vAlign w:val="center"/>
           </w:tcPr>
           <w:p>
             <w:pPr>
+              <w:tabs>
+                <w:tab w:val="left" w:pos="6706"/>
+              </w:tabs>
               <w:jc w:val="center"/>
               <w:rPr>
                 <w:rFonts w:eastAsia="黑体"/>
-                <w:b w:val="0"/>
                 <w:szCs w:val="21"/>
               </w:rPr>
             </w:pPr>
             <w:r>
               <w:rPr>
                 <w:rFonts w:eastAsia="黑体"/>
-                <w:b w:val="0"/>
                 <w:szCs w:val="21"/>
               </w:rPr>
               <w:t>开发环境</w:t>
@@ -599,21 +601,23 @@
         </w:tc>
         <w:tc>
           <w:tcPr>
-            <w:tcW w:w="512" w:type="pct"/>
+            <w:tcW w:w="1155" w:type="dxa"/>
+            <w:vAlign w:val="center"/>
           </w:tcPr>
           <w:p>
             <w:pPr>
+              <w:tabs>
+                <w:tab w:val="left" w:pos="6706"/>
+              </w:tabs>
               <w:jc w:val="center"/>
               <w:rPr>
                 <w:rFonts w:eastAsia="黑体"/>
-                <w:b w:val="0"/>
                 <w:szCs w:val="21"/>
               </w:rPr>
             </w:pPr>
             <w:r>
               <w:rPr>
                 <w:rFonts w:eastAsia="黑体"/>
-                <w:b w:val="0"/>
                 <w:szCs w:val="21"/>
               </w:rPr>
               <w:t>编程语言</w:t>
@@ -622,21 +626,23 @@
         </w:tc>
         <w:tc>
           <w:tcPr>
-            <w:tcW w:w="325" w:type="pct"/>
+            <w:tcW w:w="1042" w:type="dxa"/>
+            <w:vAlign w:val="center"/>
           </w:tcPr>
           <w:p>
             <w:pPr>
+              <w:tabs>
+                <w:tab w:val="left" w:pos="6706"/>
+              </w:tabs>
               <w:jc w:val="center"/>
               <w:rPr>
                 <w:rFonts w:eastAsia="黑体"/>
-                <w:b w:val="0"/>
                 <w:szCs w:val="21"/>
               </w:rPr>
             </w:pPr>
             <w:r>
               <w:rPr>
                 <w:rFonts w:eastAsia="黑体"/>
-                <w:b w:val="0"/>
                 <w:szCs w:val="21"/>
               </w:rPr>
               <w:t>版本</w:t>
@@ -645,21 +651,21 @@
         </w:tc>
         <w:tc>
           <w:tcPr>
-            <w:tcW w:w="541" w:type="pct"/>
+            <w:tcW w:w="1258" w:type="dxa"/>
+            <w:vAlign w:val="center"/>
           </w:tcPr>
           <w:p>
             <w:pPr>
               <w:jc w:val="center"/>
               <w:rPr>
                 <w:rFonts w:eastAsia="黑体"/>
-                <w:b w:val="0"/>
+                <w:b/>
                 <w:szCs w:val="21"/>
               </w:rPr>
             </w:pPr>
             <w:r>
               <w:rPr>
                 <w:rFonts w:eastAsia="黑体"/>
-                <w:b w:val="0"/>
                 <w:szCs w:val="21"/>
               </w:rPr>
               <w:t>代码规模</w:t>
@@ -667,17 +673,18 @@
           </w:p>
           <w:p>
             <w:pPr>
+              <w:tabs>
+                <w:tab w:val="left" w:pos="6706"/>
+              </w:tabs>
               <w:jc w:val="center"/>
               <w:rPr>
                 <w:rFonts w:eastAsia="黑体"/>
-                <w:b w:val="0"/>
                 <w:szCs w:val="21"/>
               </w:rPr>
             </w:pPr>
             <w:r>
               <w:rPr>
                 <w:rFonts w:eastAsia="黑体"/>
-                <w:b w:val="0"/>
                 <w:szCs w:val="21"/>
               </w:rPr>
               <w:t>（软件规模</w:t>
@@ -685,7 +692,6 @@
             <w:r>
               <w:rPr>
                 <w:rFonts w:eastAsia="黑体"/>
-                <w:b w:val="0"/>
                 <w:szCs w:val="21"/>
               </w:rPr>
               <w:t>/</w:t>
@@ -693,7 +699,6 @@
             <w:r>
               <w:rPr>
                 <w:rFonts w:eastAsia="黑体"/>
-                <w:b w:val="0"/>
                 <w:szCs w:val="21"/>
               </w:rPr>
               <w:t>代码行）</w:t>
@@ -702,21 +707,23 @@
         </w:tc>
         <w:tc>
           <w:tcPr>
-            <w:tcW w:w="291" w:type="pct"/>
+            <w:tcW w:w="1202" w:type="dxa"/>
+            <w:vAlign w:val="center"/>
           </w:tcPr>
           <w:p>
             <w:pPr>
+              <w:tabs>
+                <w:tab w:val="left" w:pos="6706"/>
+              </w:tabs>
               <w:jc w:val="center"/>
               <w:rPr>
                 <w:rFonts w:eastAsia="黑体"/>
-                <w:b w:val="0"/>
                 <w:szCs w:val="21"/>
               </w:rPr>
             </w:pPr>
             <w:r>
               <w:rPr>
                 <w:rFonts w:eastAsia="黑体"/>
-                <w:b w:val="0"/>
                 <w:szCs w:val="21"/>
               </w:rPr>
               <w:t>接收日期</w:t>
@@ -725,21 +732,23 @@
         </w:tc>
         <w:tc>
           <w:tcPr>
-            <w:tcW w:w="403" w:type="pct"/>
+            <w:tcW w:w="1136" w:type="dxa"/>
+            <w:vAlign w:val="center"/>
           </w:tcPr>
           <w:p>
             <w:pPr>
+              <w:tabs>
+                <w:tab w:val="left" w:pos="6706"/>
+              </w:tabs>
               <w:jc w:val="center"/>
               <w:rPr>
                 <w:rFonts w:eastAsia="黑体"/>
-                <w:b w:val="0"/>
                 <w:szCs w:val="21"/>
               </w:rPr>
             </w:pPr>
             <w:r>
               <w:rPr>
                 <w:rFonts w:eastAsia="黑体"/>
-                <w:b w:val="0"/>
                 <w:szCs w:val="21"/>
               </w:rPr>
               <w:t>研制单位</w:t>
@@ -748,9 +757,13 @@
         </w:tc>
       </w:tr>
       <w:tr>
+        <w:trPr>
+          <w:trHeight w:val="340"/>
+        </w:trPr>
         <w:tc>
           <w:tcPr>
-            <w:tcW w:w="245" w:type="pct"/>
+            <w:tcW w:w="386" w:type="dxa"/>
+            <w:vAlign w:val="center"/>
           </w:tcPr>
           <w:p>
             <w:pPr>
@@ -768,10 +781,12 @@
         </w:tc>
         <w:tc>
           <w:tcPr>
-            <w:tcW w:w="588" w:type="pct"/>
+            <w:tcW w:w="1465" w:type="dxa"/>
+            <w:vAlign w:val="center"/>
           </w:tcPr>
           <w:p>
             <w:pPr>
+              <w:jc w:val="center"/>
               <w:rPr>
                 <w:szCs w:val="21"/>
               </w:rPr>
@@ -793,10 +808,12 @@
         </w:tc>
         <w:tc>
           <w:tcPr>
-            <w:tcW w:w="418" w:type="pct"/>
+            <w:tcW w:w="1465" w:type="dxa"/>
+            <w:vAlign w:val="center"/>
           </w:tcPr>
           <w:p>
             <w:pPr>
+              <w:jc w:val="center"/>
               <w:rPr>
                 <w:szCs w:val="21"/>
               </w:rPr>
@@ -818,7 +835,8 @@
         </w:tc>
         <w:tc>
           <w:tcPr>
-            <w:tcW w:w="325" w:type="pct"/>
+            <w:tcW w:w="1173" w:type="dxa"/>
+            <w:vAlign w:val="center"/>
           </w:tcPr>
           <w:p>
             <w:pPr>
@@ -838,12 +856,14 @@
         </w:tc>
         <w:tc>
           <w:tcPr>
-            <w:tcW w:w="419" w:type="pct"/>
+            <w:tcW w:w="1494" w:type="dxa"/>
+            <w:vAlign w:val="center"/>
           </w:tcPr>
           <w:p>
             <w:pPr>
+              <w:jc w:val="center"/>
               <w:rPr>
-                <w:szCs w:val="21"/>
+                <w:szCs w:val="24"/>
               </w:rPr>
             </w:pPr>
             <w:r>
@@ -878,12 +898,14 @@
         </w:tc>
         <w:tc>
           <w:tcPr>
-            <w:tcW w:w="512" w:type="pct"/>
+            <w:tcW w:w="1070" w:type="dxa"/>
+            <w:vAlign w:val="center"/>
           </w:tcPr>
           <w:p>
             <w:pPr>
+              <w:jc w:val="center"/>
               <w:rPr>
-                <w:szCs w:val="21"/>
+                <w:szCs w:val="24"/>
               </w:rPr>
             </w:pPr>
             <w:r>
@@ -891,25 +913,20 @@
                 <w:rFonts w:hint="eastAsia"/>
                 <w:szCs w:val="21"/>
               </w:rPr>
-              <w:t>{</w:t>
-            </w:r>
-            <w:r>
-              <w:rPr>
-                <w:rFonts w:hint="eastAsia"/>
-                <w:szCs w:val="21"/>
-              </w:rPr>
-              <w:t>{runtime}}</w:t>
+              <w:t>{{runtime}}</w:t>
             </w:r>
           </w:p>
         </w:tc>
         <w:tc>
           <w:tcPr>
-            <w:tcW w:w="419" w:type="pct"/>
+            <w:tcW w:w="1126" w:type="dxa"/>
+            <w:vAlign w:val="center"/>
           </w:tcPr>
           <w:p>
             <w:pPr>
+              <w:jc w:val="center"/>
               <w:rPr>
-                <w:szCs w:val="21"/>
+                <w:szCs w:val="24"/>
               </w:rPr>
             </w:pPr>
             <w:r>
@@ -923,13 +940,14 @@
         </w:tc>
         <w:tc>
           <w:tcPr>
-            <w:tcW w:w="512" w:type="pct"/>
+            <w:tcW w:w="1155" w:type="dxa"/>
+            <w:vAlign w:val="center"/>
           </w:tcPr>
           <w:p>
             <w:pPr>
               <w:jc w:val="center"/>
               <w:rPr>
-                <w:szCs w:val="21"/>
+                <w:szCs w:val="24"/>
               </w:rPr>
             </w:pPr>
             <w:r>
@@ -958,13 +976,14 @@
         </w:tc>
         <w:tc>
           <w:tcPr>
-            <w:tcW w:w="325" w:type="pct"/>
+            <w:tcW w:w="1042" w:type="dxa"/>
+            <w:vAlign w:val="center"/>
           </w:tcPr>
           <w:p>
             <w:pPr>
               <w:jc w:val="center"/>
               <w:rPr>
-                <w:szCs w:val="21"/>
+                <w:szCs w:val="24"/>
               </w:rPr>
             </w:pPr>
             <w:r>
@@ -984,12 +1003,14 @@
         </w:tc>
         <w:tc>
           <w:tcPr>
-            <w:tcW w:w="541" w:type="pct"/>
+            <w:tcW w:w="1258" w:type="dxa"/>
+            <w:vAlign w:val="center"/>
           </w:tcPr>
           <w:p>
             <w:pPr>
+              <w:jc w:val="center"/>
               <w:rPr>
-                <w:szCs w:val="21"/>
+                <w:szCs w:val="24"/>
               </w:rPr>
             </w:pPr>
             <w:r>
@@ -1009,12 +1030,14 @@
         </w:tc>
         <w:tc>
           <w:tcPr>
-            <w:tcW w:w="291" w:type="pct"/>
+            <w:tcW w:w="1202" w:type="dxa"/>
+            <w:vAlign w:val="center"/>
           </w:tcPr>
           <w:p>
             <w:pPr>
+              <w:jc w:val="center"/>
               <w:rPr>
-                <w:szCs w:val="21"/>
+                <w:szCs w:val="24"/>
               </w:rPr>
             </w:pPr>
             <w:r>
@@ -1043,12 +1066,14 @@
         </w:tc>
         <w:tc>
           <w:tcPr>
-            <w:tcW w:w="403" w:type="pct"/>
+            <w:tcW w:w="1136" w:type="dxa"/>
+            <w:vAlign w:val="center"/>
           </w:tcPr>
           <w:p>
             <w:pPr>
+              <w:jc w:val="center"/>
               <w:rPr>
-                <w:szCs w:val="21"/>
+                <w:szCs w:val="24"/>
               </w:rPr>
             </w:pPr>
             <w:r>
@@ -17330,6 +17355,34 @@
       <w:color w:val="666666"/>
     </w:rPr>
   </w:style>
+  <w:style w:type="paragraph" w:customStyle="1" w:styleId="RC">
+    <w:name w:val="RC正文"/>
+    <w:basedOn w:val="aa"/>
+    <w:link w:val="RCChar"/>
+    <w:rsid w:val="009E621F"/>
+    <w:pPr>
+      <w:spacing w:line="360" w:lineRule="auto"/>
+      <w:ind w:firstLineChars="200" w:firstLine="480"/>
+    </w:pPr>
+    <w:rPr>
+      <w:rFonts w:eastAsiaTheme="minorEastAsia" w:cstheme="minorBidi"/>
+      <w:sz w:val="24"/>
+      <w:szCs w:val="22"/>
+    </w:rPr>
+  </w:style>
+  <w:style w:type="character" w:customStyle="1" w:styleId="RCChar">
+    <w:name w:val="RC正文 Char"/>
+    <w:basedOn w:val="ab"/>
+    <w:link w:val="RC"/>
+    <w:qFormat/>
+    <w:rsid w:val="009E621F"/>
+    <w:rPr>
+      <w:rFonts w:eastAsiaTheme="minorEastAsia" w:cstheme="minorBidi"/>
+      <w:kern w:val="2"/>
+      <w:sz w:val="24"/>
+      <w:szCs w:val="22"/>
+    </w:rPr>
+  </w:style>
 </w:styles>
 </file>
 
